--- a/paper/eartharxiv/Nani_2026_FARS_rural_urban_EarthArXiv_preprint.docx
+++ b/paper/eartharxiv/Nani_2026_FARS_rural_urban_EarthArXiv_preprint.docx
@@ -6469,7 +6469,7 @@
         <w:t xml:space="preserve"> </w:t>
       </w:r>
       <w:r>
-        <w:t xml:space="preserve">Claude (Anthropic) assisted with code, data assembly, and drafting; the author designed the study, made the analytic decisions, verified the reported figures against the source files, and is responsible for the content.</w:t>
+        <w:t xml:space="preserve">Claude (Anthropic) assisted with code and data assembly; the author designed and drafted the study, made the analytic decisions, verified the reported figures against the source files, and is responsible for the content.</w:t>
       </w:r>
     </w:p>
     <w:bookmarkEnd w:id="48"/>

--- a/paper/eartharxiv/Nani_2026_FARS_rural_urban_EarthArXiv_preprint.docx
+++ b/paper/eartharxiv/Nani_2026_FARS_rural_urban_EarthArXiv_preprint.docx
@@ -90,7 +90,7 @@
           <w:i w:val="0"/>
           <w:sz w:val="24"/>
         </w:rPr>
-        <w:t>Correspondence: otiemmanuelnani@gmail.com</w:t>
+        <w:t>Correspondence: en289s@missouristate.edu</w:t>
       </w:r>
     </w:p>
     <w:p>
@@ -173,7 +173,7 @@
           <w:i w:val="0"/>
           <w:sz w:val="22"/>
         </w:rPr>
-        <w:t>Independent Researcher, Springfield, Missouri, USA  |  https://orcid.org/0009-0009-4175-8962  |  otiemmanuelnani@gmail.com</w:t>
+        <w:t>Independent Researcher, Springfield, Missouri, USA  |  https://orcid.org/0009-0009-4175-8962  |  en289s@missouristate.edu</w:t>
       </w:r>
     </w:p>
     <w:p>
